--- a/pr-preview/pr-290/chapters/teaching-tracked-changes.docx
+++ b/pr-preview/pr-290/chapters/teaching-tracked-changes.docx
@@ -16,7 +16,7 @@
       </w:pPr>
       <w:del w:id="1" w:author="PR Preview" w:date="2026-01-01T00:00:00Z">
         <w:r>
-          <w:delText xml:space="preserve">Last modified: 2026-10-19 00:38:42 (PDT)</w:delText>
+          <w:delText xml:space="preserve">Last modified: 2026-10-19 00:51:56 (PDT)</w:delText>
         </w:r>
       </w:del>
     </w:p>
@@ -26,7 +26,7 @@
       </w:pPr>
       <w:ins w:id="2" w:author="PR Preview" w:date="2026-01-01T00:00:00Z">
         <w:r>
-          <w:t xml:space="preserve">Last modified: 2026-10-19 00:42:27 (PDT)</w:t>
+          <w:t xml:space="preserve">Last modified: 2026-10-19 00:51:40 (PDT)</w:t>
         </w:r>
       </w:ins>
     </w:p>
@@ -338,75 +338,247 @@
           <w:numId w:val="1001"/>
         </w:numPr>
       </w:pPr>
-      <w:r>
-        <w:t xml:space="preserve">Give each bottom-level prompt its own</w:t>
-      </w:r>
-      <w:r>
-        <w:t xml:space="preserve"> </w:t>
-      </w:r>
-      <w:r>
-        <w:rPr>
-          <w:rStyle w:val="VerbatimChar"/>
-        </w:rPr>
-        <w:t xml:space="preserve">#exr-</w:t>
-      </w:r>
-      <w:r>
-        <w:t xml:space="preserve"> </w:t>
-      </w:r>
-      <w:r>
-        <w:t xml:space="preserve">div and its own</w:t>
-      </w:r>
-      <w:r>
-        <w:t xml:space="preserve"> </w:t>
-      </w:r>
-      <w:r>
-        <w:rPr>
-          <w:rStyle w:val="VerbatimChar"/>
-        </w:rPr>
-        <w:t xml:space="preserve">#sol-</w:t>
-      </w:r>
-      <w:r>
-        <w:t xml:space="preserve"> </w:t>
-      </w:r>
-      <w:r>
-        <w:t xml:space="preserve">div,</w:t>
-      </w:r>
-      <w:r>
-        <w:t xml:space="preserve"> </w:t>
-      </w:r>
-      <w:r>
-        <w:t xml:space="preserve">in order, rather than one exercise with parts (a) through (e).</w:t>
-      </w:r>
-      <w:r>
-        <w:t xml:space="preserve"> </w:t>
-      </w:r>
-      <w:r>
-        <w:t xml:space="preserve">A numbered list of questions inside one exercise is the same thing as parts, so split it too.</w:t>
-      </w:r>
-      <w:r>
-        <w:t xml:space="preserve"> </w:t>
-      </w:r>
-      <w:r>
-        <w:t xml:space="preserve">Put the shared setup in the first exercise,</w:t>
-      </w:r>
-      <w:r>
-        <w:t xml:space="preserve"> </w:t>
-      </w:r>
-      <w:r>
-        <w:t xml:space="preserve">and begin each later exercise by citing it, as in</w:t>
-      </w:r>
-      <w:r>
-        <w:t xml:space="preserve"> </w:t>
-      </w:r>
-      <w:r>
-        <w:t xml:space="preserve">“Make the assumptions of the first exercise.”</w:t>
-      </w:r>
-      <w:r>
-        <w:t xml:space="preserve"> </w:t>
-      </w:r>
-      <w:r>
-        <w:t xml:space="preserve">Later exercises can use earlier results through cross-references.</w:t>
-      </w:r>
+      <w:del w:id="3" w:author="PR Preview" w:date="2026-01-01T00:00:00Z">
+        <w:r>
+          <w:delText xml:space="preserve">Give each bottom-level prompt its own</w:delText>
+        </w:r>
+      </w:del>
+      <w:del w:id="4" w:author="PR Preview" w:date="2026-01-01T00:00:00Z">
+        <w:r>
+          <w:delText xml:space="preserve"> </w:delText>
+        </w:r>
+      </w:del>
+      <w:del w:id="5" w:author="PR Preview" w:date="2026-01-01T00:00:00Z">
+        <w:r>
+          <w:rPr>
+            <w:rStyle w:val="VerbatimChar"/>
+          </w:rPr>
+          <w:delText xml:space="preserve">#exr-</w:delText>
+        </w:r>
+      </w:del>
+      <w:del w:id="6" w:author="PR Preview" w:date="2026-01-01T00:00:00Z">
+        <w:r>
+          <w:delText xml:space="preserve"> </w:delText>
+        </w:r>
+      </w:del>
+      <w:del w:id="7" w:author="PR Preview" w:date="2026-01-01T00:00:00Z">
+        <w:r>
+          <w:delText xml:space="preserve">div and its own</w:delText>
+        </w:r>
+      </w:del>
+      <w:del w:id="8" w:author="PR Preview" w:date="2026-01-01T00:00:00Z">
+        <w:r>
+          <w:delText xml:space="preserve"> </w:delText>
+        </w:r>
+      </w:del>
+      <w:del w:id="9" w:author="PR Preview" w:date="2026-01-01T00:00:00Z">
+        <w:r>
+          <w:rPr>
+            <w:rStyle w:val="VerbatimChar"/>
+          </w:rPr>
+          <w:delText xml:space="preserve">#sol-</w:delText>
+        </w:r>
+      </w:del>
+      <w:del w:id="10" w:author="PR Preview" w:date="2026-01-01T00:00:00Z">
+        <w:r>
+          <w:delText xml:space="preserve"> </w:delText>
+        </w:r>
+      </w:del>
+      <w:del w:id="11" w:author="PR Preview" w:date="2026-01-01T00:00:00Z">
+        <w:r>
+          <w:delText xml:space="preserve">div,</w:delText>
+        </w:r>
+      </w:del>
+      <w:del w:id="12" w:author="PR Preview" w:date="2026-01-01T00:00:00Z">
+        <w:r>
+          <w:delText xml:space="preserve"> </w:delText>
+        </w:r>
+      </w:del>
+      <w:del w:id="13" w:author="PR Preview" w:date="2026-01-01T00:00:00Z">
+        <w:r>
+          <w:delText xml:space="preserve">in order, rather than one exercise with parts (a) through (e).</w:delText>
+        </w:r>
+      </w:del>
+      <w:del w:id="14" w:author="PR Preview" w:date="2026-01-01T00:00:00Z">
+        <w:r>
+          <w:delText xml:space="preserve"> </w:delText>
+        </w:r>
+      </w:del>
+      <w:del w:id="15" w:author="PR Preview" w:date="2026-01-01T00:00:00Z">
+        <w:r>
+          <w:delText xml:space="preserve">Any exercise with several parts is split, however the parts are marked:</w:delText>
+        </w:r>
+      </w:del>
+      <w:del w:id="16" w:author="PR Preview" w:date="2026-01-01T00:00:00Z">
+        <w:r>
+          <w:delText xml:space="preserve"> </w:delText>
+        </w:r>
+      </w:del>
+      <w:del w:id="17" w:author="PR Preview" w:date="2026-01-01T00:00:00Z">
+        <w:r>
+          <w:delText xml:space="preserve">letters, numbers or bullets.</w:delText>
+        </w:r>
+      </w:del>
+      <w:del w:id="18" w:author="PR Preview" w:date="2026-01-01T00:00:00Z">
+        <w:r>
+          <w:delText xml:space="preserve"> </w:delText>
+        </w:r>
+      </w:del>
+      <w:del w:id="19" w:author="PR Preview" w:date="2026-01-01T00:00:00Z">
+        <w:r>
+          <w:delText xml:space="preserve">Put the shared setup in the first exercise,</w:delText>
+        </w:r>
+      </w:del>
+      <w:del w:id="20" w:author="PR Preview" w:date="2026-01-01T00:00:00Z">
+        <w:r>
+          <w:delText xml:space="preserve"> </w:delText>
+        </w:r>
+      </w:del>
+      <w:del w:id="21" w:author="PR Preview" w:date="2026-01-01T00:00:00Z">
+        <w:r>
+          <w:delText xml:space="preserve">and begin each later exercise by citing it, as in</w:delText>
+        </w:r>
+      </w:del>
+      <w:del w:id="22" w:author="PR Preview" w:date="2026-01-01T00:00:00Z">
+        <w:r>
+          <w:delText xml:space="preserve"> </w:delText>
+        </w:r>
+      </w:del>
+      <w:del w:id="23" w:author="PR Preview" w:date="2026-01-01T00:00:00Z">
+        <w:r>
+          <w:delText xml:space="preserve">“Make the assumptions of the first exercise.”</w:delText>
+        </w:r>
+      </w:del>
+      <w:del w:id="24" w:author="PR Preview" w:date="2026-01-01T00:00:00Z">
+        <w:r>
+          <w:delText xml:space="preserve"> </w:delText>
+        </w:r>
+      </w:del>
+      <w:del w:id="25" w:author="PR Preview" w:date="2026-01-01T00:00:00Z">
+        <w:r>
+          <w:delText xml:space="preserve">Later exercises can use earlier results through cross-references.</w:delText>
+        </w:r>
+      </w:del>
+    </w:p>
+    <w:p>
+      <w:pPr>
+        <w:pStyle w:val="Compact"/>
+        <w:numPr>
+          <w:ilvl w:val="0"/>
+          <w:numId w:val="1001"/>
+        </w:numPr>
+      </w:pPr>
+      <w:ins w:id="26" w:author="PR Preview" w:date="2026-01-01T00:00:00Z">
+        <w:r>
+          <w:t xml:space="preserve">Give each bottom-level prompt its own</w:t>
+        </w:r>
+      </w:ins>
+      <w:ins w:id="27" w:author="PR Preview" w:date="2026-01-01T00:00:00Z">
+        <w:r>
+          <w:t xml:space="preserve"> </w:t>
+        </w:r>
+      </w:ins>
+      <w:ins w:id="28" w:author="PR Preview" w:date="2026-01-01T00:00:00Z">
+        <w:r>
+          <w:rPr>
+            <w:rStyle w:val="VerbatimChar"/>
+          </w:rPr>
+          <w:t xml:space="preserve">#exr-</w:t>
+        </w:r>
+      </w:ins>
+      <w:ins w:id="29" w:author="PR Preview" w:date="2026-01-01T00:00:00Z">
+        <w:r>
+          <w:t xml:space="preserve"> </w:t>
+        </w:r>
+      </w:ins>
+      <w:ins w:id="30" w:author="PR Preview" w:date="2026-01-01T00:00:00Z">
+        <w:r>
+          <w:t xml:space="preserve">div and its own</w:t>
+        </w:r>
+      </w:ins>
+      <w:ins w:id="31" w:author="PR Preview" w:date="2026-01-01T00:00:00Z">
+        <w:r>
+          <w:t xml:space="preserve"> </w:t>
+        </w:r>
+      </w:ins>
+      <w:ins w:id="32" w:author="PR Preview" w:date="2026-01-01T00:00:00Z">
+        <w:r>
+          <w:rPr>
+            <w:rStyle w:val="VerbatimChar"/>
+          </w:rPr>
+          <w:t xml:space="preserve">#sol-</w:t>
+        </w:r>
+      </w:ins>
+      <w:ins w:id="33" w:author="PR Preview" w:date="2026-01-01T00:00:00Z">
+        <w:r>
+          <w:t xml:space="preserve"> </w:t>
+        </w:r>
+      </w:ins>
+      <w:ins w:id="34" w:author="PR Preview" w:date="2026-01-01T00:00:00Z">
+        <w:r>
+          <w:t xml:space="preserve">div,</w:t>
+        </w:r>
+      </w:ins>
+      <w:ins w:id="35" w:author="PR Preview" w:date="2026-01-01T00:00:00Z">
+        <w:r>
+          <w:t xml:space="preserve"> </w:t>
+        </w:r>
+      </w:ins>
+      <w:ins w:id="36" w:author="PR Preview" w:date="2026-01-01T00:00:00Z">
+        <w:r>
+          <w:t xml:space="preserve">in order, rather than one exercise with parts (a) through (e).</w:t>
+        </w:r>
+      </w:ins>
+      <w:ins w:id="37" w:author="PR Preview" w:date="2026-01-01T00:00:00Z">
+        <w:r>
+          <w:t xml:space="preserve"> </w:t>
+        </w:r>
+      </w:ins>
+      <w:ins w:id="38" w:author="PR Preview" w:date="2026-01-01T00:00:00Z">
+        <w:r>
+          <w:t xml:space="preserve">A numbered list of questions inside one exercise is the same thing as parts, so split it too.</w:t>
+        </w:r>
+      </w:ins>
+      <w:ins w:id="39" w:author="PR Preview" w:date="2026-01-01T00:00:00Z">
+        <w:r>
+          <w:t xml:space="preserve"> </w:t>
+        </w:r>
+      </w:ins>
+      <w:ins w:id="40" w:author="PR Preview" w:date="2026-01-01T00:00:00Z">
+        <w:r>
+          <w:t xml:space="preserve">Put the shared setup in the first exercise,</w:t>
+        </w:r>
+      </w:ins>
+      <w:ins w:id="41" w:author="PR Preview" w:date="2026-01-01T00:00:00Z">
+        <w:r>
+          <w:t xml:space="preserve"> </w:t>
+        </w:r>
+      </w:ins>
+      <w:ins w:id="42" w:author="PR Preview" w:date="2026-01-01T00:00:00Z">
+        <w:r>
+          <w:t xml:space="preserve">and begin each later exercise by citing it, as in</w:t>
+        </w:r>
+      </w:ins>
+      <w:ins w:id="43" w:author="PR Preview" w:date="2026-01-01T00:00:00Z">
+        <w:r>
+          <w:t xml:space="preserve"> </w:t>
+        </w:r>
+      </w:ins>
+      <w:ins w:id="44" w:author="PR Preview" w:date="2026-01-01T00:00:00Z">
+        <w:r>
+          <w:t xml:space="preserve">“Make the assumptions of the first exercise.”</w:t>
+        </w:r>
+      </w:ins>
+      <w:ins w:id="45" w:author="PR Preview" w:date="2026-01-01T00:00:00Z">
+        <w:r>
+          <w:t xml:space="preserve"> </w:t>
+        </w:r>
+      </w:ins>
+      <w:ins w:id="46" w:author="PR Preview" w:date="2026-01-01T00:00:00Z">
+        <w:r>
+          <w:t xml:space="preserve">Later exercises can use earlier results through cross-references.</w:t>
+        </w:r>
+      </w:ins>
     </w:p>
     <w:p>
       <w:pPr>
